--- a/docs/施工日志在线填报导出模板.docx
+++ b/docs/施工日志在线填报导出模板.docx
@@ -15,21 +15,6 @@
           <w:sz w:val="36"/>
         </w:rPr>
         <w:t>施 工 日 志</w:t>
-      </w:r>
-    </w:p>
-    <w:p>
-      <w:pPr>
-        <w:spacing w:after="160"/>
-        <w:jc w:val="center"/>
-      </w:pPr>
-      <w:r>
-        <w:rPr>
-          <w:rFonts w:ascii="Calibri" w:hAnsi="Calibri" w:eastAsia="微软雅黑"/>
-          <w:b w:val="0"/>
-          <w:color w:val="5D6978"/>
-          <w:sz w:val="18"/>
-        </w:rPr>
-        <w:t>在线填报导出版</w:t>
       </w:r>
     </w:p>
     <w:p>
@@ -125,7 +110,8 @@
         </w:tc>
         <w:tc>
           <w:tcPr>
-            <w:tcW w:w="2450" w:type="dxa"/>
+            <w:tcW w:w="13250" w:type="dxa"/>
+            <w:gridSpan w:val="7"/>
             <w:tcMar>
               <w:top w:w="80" w:type="dxa"/>
               <w:left w:w="100" w:type="dxa"/>
@@ -145,64 +131,28 @@
                 <w:b w:val="0"/>
                 <w:sz w:val="17"/>
               </w:rPr>
-              <w:t>机场联络线工程</w:t>
+              <w:t>机场联络线工程（上海示范区线工程 SFQSG-15 标）</w:t>
             </w:r>
           </w:p>
         </w:tc>
-        <w:tc>
-          <w:tcPr>
-            <w:tcW w:w="1150" w:type="dxa"/>
-            <w:shd w:val="clear" w:color="auto" w:fill="F2F4F7"/>
-            <w:tcMar>
-              <w:top w:w="80" w:type="dxa"/>
-              <w:left w:w="100" w:type="dxa"/>
-              <w:bottom w:w="80" w:type="dxa"/>
-              <w:right w:w="100" w:type="dxa"/>
-            </w:tcMar>
-            <w:vAlign w:val="center"/>
-          </w:tcPr>
-          <w:p>
-            <w:pPr>
-              <w:spacing w:before="0" w:after="0" w:line="276" w:lineRule="auto"/>
-              <w:jc w:val="left"/>
-            </w:pPr>
-            <w:r>
-              <w:rPr>
-                <w:rFonts w:ascii="Calibri" w:hAnsi="Calibri" w:eastAsia="微软雅黑"/>
-                <w:b/>
-                <w:color w:val="465262"/>
-                <w:sz w:val="16"/>
-              </w:rPr>
-              <w:t>施工工区</w:t>
-            </w:r>
-          </w:p>
-        </w:tc>
-        <w:tc>
-          <w:tcPr>
-            <w:tcW w:w="2450" w:type="dxa"/>
-            <w:tcMar>
-              <w:top w:w="80" w:type="dxa"/>
-              <w:left w:w="100" w:type="dxa"/>
-              <w:bottom w:w="80" w:type="dxa"/>
-              <w:right w:w="100" w:type="dxa"/>
-            </w:tcMar>
-            <w:vAlign w:val="center"/>
-          </w:tcPr>
-          <w:p>
-            <w:pPr>
-              <w:spacing w:before="0" w:after="0" w:line="276" w:lineRule="auto"/>
-              <w:jc w:val="left"/>
-            </w:pPr>
-            <w:r>
-              <w:rPr>
-                <w:rFonts w:ascii="Calibri" w:hAnsi="Calibri" w:eastAsia="微软雅黑"/>
-                <w:b w:val="0"/>
-                <w:sz w:val="17"/>
-              </w:rPr>
-              <w:t>主体结构区、附属结构 A 区</w:t>
-            </w:r>
-          </w:p>
-        </w:tc>
+      </w:tr>
+      <w:tr>
+        <w:tblPrEx>
+          <w:tblBorders>
+            <w:top w:val="single" w:color="C9D1DB" w:sz="6" w:space="0"/>
+            <w:left w:val="single" w:color="C9D1DB" w:sz="6" w:space="0"/>
+            <w:bottom w:val="single" w:color="C9D1DB" w:sz="6" w:space="0"/>
+            <w:right w:val="single" w:color="C9D1DB" w:sz="6" w:space="0"/>
+            <w:insideH w:val="single" w:color="C9D1DB" w:sz="6" w:space="0"/>
+            <w:insideV w:val="single" w:color="C9D1DB" w:sz="6" w:space="0"/>
+          </w:tblBorders>
+          <w:tblCellMar>
+            <w:top w:w="0" w:type="dxa"/>
+            <w:left w:w="108" w:type="dxa"/>
+            <w:bottom w:w="0" w:type="dxa"/>
+            <w:right w:w="108" w:type="dxa"/>
+          </w:tblCellMar>
+        </w:tblPrEx>
         <w:tc>
           <w:tcPr>
             <w:tcW w:w="1150" w:type="dxa"/>
@@ -311,24 +261,6 @@
             </w:r>
           </w:p>
         </w:tc>
-      </w:tr>
-      <w:tr>
-        <w:tblPrEx>
-          <w:tblBorders>
-            <w:top w:val="single" w:color="C9D1DB" w:sz="6" w:space="0"/>
-            <w:left w:val="single" w:color="C9D1DB" w:sz="6" w:space="0"/>
-            <w:bottom w:val="single" w:color="C9D1DB" w:sz="6" w:space="0"/>
-            <w:right w:val="single" w:color="C9D1DB" w:sz="6" w:space="0"/>
-            <w:insideH w:val="single" w:color="C9D1DB" w:sz="6" w:space="0"/>
-            <w:insideV w:val="single" w:color="C9D1DB" w:sz="6" w:space="0"/>
-          </w:tblBorders>
-          <w:tblCellMar>
-            <w:top w:w="0" w:type="dxa"/>
-            <w:left w:w="108" w:type="dxa"/>
-            <w:bottom w:w="0" w:type="dxa"/>
-            <w:right w:w="108" w:type="dxa"/>
-          </w:tblCellMar>
-        </w:tblPrEx>
         <w:tc>
           <w:tcPr>
             <w:tcW w:w="1150" w:type="dxa"/>
@@ -434,6 +366,79 @@
                 <w:sz w:val="17"/>
               </w:rPr>
               <w:t>否</w:t>
+            </w:r>
+          </w:p>
+        </w:tc>
+      </w:tr>
+      <w:tr>
+        <w:tblPrEx>
+          <w:tblBorders>
+            <w:top w:val="single" w:color="C9D1DB" w:sz="6" w:space="0"/>
+            <w:left w:val="single" w:color="C9D1DB" w:sz="6" w:space="0"/>
+            <w:bottom w:val="single" w:color="C9D1DB" w:sz="6" w:space="0"/>
+            <w:right w:val="single" w:color="C9D1DB" w:sz="6" w:space="0"/>
+            <w:insideH w:val="single" w:color="C9D1DB" w:sz="6" w:space="0"/>
+            <w:insideV w:val="single" w:color="C9D1DB" w:sz="6" w:space="0"/>
+          </w:tblBorders>
+          <w:tblCellMar>
+            <w:top w:w="0" w:type="dxa"/>
+            <w:left w:w="108" w:type="dxa"/>
+            <w:bottom w:w="0" w:type="dxa"/>
+            <w:right w:w="108" w:type="dxa"/>
+          </w:tblCellMar>
+        </w:tblPrEx>
+        <w:tc>
+          <w:tcPr>
+            <w:tcW w:w="1150" w:type="dxa"/>
+            <w:shd w:val="clear" w:color="auto" w:fill="F2F4F7"/>
+            <w:tcMar>
+              <w:top w:w="80" w:type="dxa"/>
+              <w:left w:w="100" w:type="dxa"/>
+              <w:bottom w:w="80" w:type="dxa"/>
+              <w:right w:w="100" w:type="dxa"/>
+            </w:tcMar>
+            <w:vAlign w:val="center"/>
+          </w:tcPr>
+          <w:p>
+            <w:pPr>
+              <w:spacing w:before="0" w:after="0" w:line="276" w:lineRule="auto"/>
+              <w:jc w:val="left"/>
+            </w:pPr>
+            <w:r>
+              <w:rPr>
+                <w:rFonts w:ascii="Calibri" w:hAnsi="Calibri" w:eastAsia="微软雅黑"/>
+                <w:b/>
+                <w:color w:val="465262"/>
+                <w:sz w:val="16"/>
+              </w:rPr>
+              <w:t>施工工区</w:t>
+            </w:r>
+          </w:p>
+        </w:tc>
+        <w:tc>
+          <w:tcPr>
+            <w:tcW w:w="6050" w:type="dxa"/>
+            <w:gridSpan w:val="3"/>
+            <w:tcMar>
+              <w:top w:w="80" w:type="dxa"/>
+              <w:left w:w="100" w:type="dxa"/>
+              <w:bottom w:w="80" w:type="dxa"/>
+              <w:right w:w="100" w:type="dxa"/>
+            </w:tcMar>
+            <w:vAlign w:val="center"/>
+          </w:tcPr>
+          <w:p>
+            <w:pPr>
+              <w:spacing w:before="0" w:after="0" w:line="276" w:lineRule="auto"/>
+              <w:jc w:val="left"/>
+            </w:pPr>
+            <w:r>
+              <w:rPr>
+                <w:rFonts w:ascii="Calibri" w:hAnsi="Calibri" w:eastAsia="微软雅黑"/>
+                <w:b w:val="0"/>
+                <w:sz w:val="17"/>
+              </w:rPr>
+              <w:t>主体结构区、附属结构 A 区</w:t>
             </w:r>
           </w:p>
         </w:tc>
@@ -584,12 +589,12 @@
         </w:tblCellMar>
       </w:tblPr>
       <w:tblGrid>
-        <w:gridCol w:w="1150"/>
-        <w:gridCol w:w="2450"/>
-        <w:gridCol w:w="1150"/>
-        <w:gridCol w:w="2450"/>
-        <w:gridCol w:w="1150"/>
-        <w:gridCol w:w="2450"/>
+        <w:gridCol w:w="1800"/>
+        <w:gridCol w:w="3000"/>
+        <w:gridCol w:w="1800"/>
+        <w:gridCol w:w="3000"/>
+        <w:gridCol w:w="1800"/>
+        <w:gridCol w:w="3000"/>
       </w:tblGrid>
       <w:tr>
         <w:tblPrEx>
@@ -610,7 +615,7 @@
         </w:tblPrEx>
         <w:tc>
           <w:tcPr>
-            <w:tcW w:w="1150" w:type="dxa"/>
+            <w:tcW w:w="1800" w:type="dxa"/>
             <w:shd w:val="clear" w:color="auto" w:fill="F2F4F7"/>
             <w:tcMar>
               <w:top w:w="80" w:type="dxa"/>
@@ -638,7 +643,7 @@
         </w:tc>
         <w:tc>
           <w:tcPr>
-            <w:tcW w:w="2450" w:type="dxa"/>
+            <w:tcW w:w="3000" w:type="dxa"/>
             <w:tcMar>
               <w:top w:w="80" w:type="dxa"/>
               <w:left w:w="100" w:type="dxa"/>
@@ -664,7 +669,7 @@
         </w:tc>
         <w:tc>
           <w:tcPr>
-            <w:tcW w:w="1150" w:type="dxa"/>
+            <w:tcW w:w="1800" w:type="dxa"/>
             <w:shd w:val="clear" w:color="auto" w:fill="F2F4F7"/>
             <w:tcMar>
               <w:top w:w="80" w:type="dxa"/>
@@ -692,7 +697,7 @@
         </w:tc>
         <w:tc>
           <w:tcPr>
-            <w:tcW w:w="2450" w:type="dxa"/>
+            <w:tcW w:w="3000" w:type="dxa"/>
             <w:tcMar>
               <w:top w:w="80" w:type="dxa"/>
               <w:left w:w="100" w:type="dxa"/>
@@ -718,7 +723,7 @@
         </w:tc>
         <w:tc>
           <w:tcPr>
-            <w:tcW w:w="1150" w:type="dxa"/>
+            <w:tcW w:w="1800" w:type="dxa"/>
             <w:shd w:val="clear" w:color="auto" w:fill="F2F4F7"/>
             <w:tcMar>
               <w:top w:w="80" w:type="dxa"/>
@@ -746,7 +751,7 @@
         </w:tc>
         <w:tc>
           <w:tcPr>
-            <w:tcW w:w="2450" w:type="dxa"/>
+            <w:tcW w:w="3000" w:type="dxa"/>
             <w:tcMar>
               <w:top w:w="80" w:type="dxa"/>
               <w:left w:w="100" w:type="dxa"/>
@@ -3672,7 +3677,7 @@
                 <w:color w:val="465262"/>
                 <w:sz w:val="16"/>
               </w:rPr>
-              <w:t>是否完成</w:t>
+              <w:t>挂牌领导</w:t>
             </w:r>
           </w:p>
         </w:tc>
@@ -3698,7 +3703,314 @@
                 <w:b w:val="0"/>
                 <w:sz w:val="17"/>
               </w:rPr>
-              <w:t>否</w:t>
+              <w:t>蔡群群</w:t>
+            </w:r>
+          </w:p>
+        </w:tc>
+      </w:tr>
+      <w:tr>
+        <w:tblPrEx>
+          <w:tblBorders>
+            <w:top w:val="single" w:color="C9D1DB" w:sz="6" w:space="0"/>
+            <w:left w:val="single" w:color="C9D1DB" w:sz="6" w:space="0"/>
+            <w:bottom w:val="single" w:color="C9D1DB" w:sz="6" w:space="0"/>
+            <w:right w:val="single" w:color="C9D1DB" w:sz="6" w:space="0"/>
+            <w:insideH w:val="single" w:color="C9D1DB" w:sz="6" w:space="0"/>
+            <w:insideV w:val="single" w:color="C9D1DB" w:sz="6" w:space="0"/>
+          </w:tblBorders>
+          <w:tblCellMar>
+            <w:top w:w="0" w:type="dxa"/>
+            <w:left w:w="108" w:type="dxa"/>
+            <w:bottom w:w="0" w:type="dxa"/>
+            <w:right w:w="108" w:type="dxa"/>
+          </w:tblCellMar>
+        </w:tblPrEx>
+        <w:tc>
+          <w:tcPr>
+            <w:tcW w:w="1150" w:type="dxa"/>
+            <w:shd w:val="clear" w:color="auto" w:fill="F2F4F7"/>
+            <w:tcMar>
+              <w:top w:w="80" w:type="dxa"/>
+              <w:left w:w="100" w:type="dxa"/>
+              <w:bottom w:w="80" w:type="dxa"/>
+              <w:right w:w="100" w:type="dxa"/>
+            </w:tcMar>
+            <w:vAlign w:val="center"/>
+          </w:tcPr>
+          <w:p>
+            <w:pPr>
+              <w:spacing w:before="0" w:after="0" w:line="276" w:lineRule="auto"/>
+              <w:jc w:val="left"/>
+            </w:pPr>
+            <w:r>
+              <w:rPr>
+                <w:rFonts w:ascii="Calibri" w:hAnsi="Calibri" w:eastAsia="微软雅黑"/>
+                <w:b/>
+                <w:color w:val="465262"/>
+                <w:sz w:val="16"/>
+              </w:rPr>
+              <w:t>计划开始日期</w:t>
+            </w:r>
+          </w:p>
+        </w:tc>
+        <w:tc>
+          <w:tcPr>
+            <w:tcW w:w="2450" w:type="dxa"/>
+            <w:tcMar>
+              <w:top w:w="80" w:type="dxa"/>
+              <w:left w:w="100" w:type="dxa"/>
+              <w:bottom w:w="80" w:type="dxa"/>
+              <w:right w:w="100" w:type="dxa"/>
+            </w:tcMar>
+            <w:vAlign w:val="center"/>
+          </w:tcPr>
+          <w:p>
+            <w:pPr>
+              <w:spacing w:before="0" w:after="0" w:line="276" w:lineRule="auto"/>
+              <w:jc w:val="left"/>
+            </w:pPr>
+            <w:r>
+              <w:rPr>
+                <w:rFonts w:ascii="Calibri" w:hAnsi="Calibri" w:eastAsia="微软雅黑"/>
+                <w:b w:val="0"/>
+                <w:sz w:val="17"/>
+              </w:rPr>
+              <w:t>2026-01-01</w:t>
+            </w:r>
+          </w:p>
+        </w:tc>
+        <w:tc>
+          <w:tcPr>
+            <w:tcW w:w="1150" w:type="dxa"/>
+            <w:shd w:val="clear" w:color="auto" w:fill="F2F4F7"/>
+            <w:tcMar>
+              <w:top w:w="80" w:type="dxa"/>
+              <w:left w:w="100" w:type="dxa"/>
+              <w:bottom w:w="80" w:type="dxa"/>
+              <w:right w:w="100" w:type="dxa"/>
+            </w:tcMar>
+            <w:vAlign w:val="center"/>
+          </w:tcPr>
+          <w:p>
+            <w:pPr>
+              <w:spacing w:before="0" w:after="0" w:line="276" w:lineRule="auto"/>
+              <w:jc w:val="left"/>
+            </w:pPr>
+            <w:r>
+              <w:rPr>
+                <w:rFonts w:ascii="Calibri" w:hAnsi="Calibri" w:eastAsia="微软雅黑"/>
+                <w:b/>
+                <w:color w:val="465262"/>
+                <w:sz w:val="16"/>
+              </w:rPr>
+              <w:t>计划完成日期</w:t>
+            </w:r>
+          </w:p>
+        </w:tc>
+        <w:tc>
+          <w:tcPr>
+            <w:tcW w:w="2450" w:type="dxa"/>
+            <w:tcMar>
+              <w:top w:w="80" w:type="dxa"/>
+              <w:left w:w="100" w:type="dxa"/>
+              <w:bottom w:w="80" w:type="dxa"/>
+              <w:right w:w="100" w:type="dxa"/>
+            </w:tcMar>
+            <w:vAlign w:val="center"/>
+          </w:tcPr>
+          <w:p>
+            <w:pPr>
+              <w:spacing w:before="0" w:after="0" w:line="276" w:lineRule="auto"/>
+              <w:jc w:val="left"/>
+            </w:pPr>
+            <w:r>
+              <w:rPr>
+                <w:rFonts w:ascii="Calibri" w:hAnsi="Calibri" w:eastAsia="微软雅黑"/>
+                <w:b w:val="0"/>
+                <w:sz w:val="17"/>
+              </w:rPr>
+              <w:t>2026-09-16</w:t>
+            </w:r>
+          </w:p>
+        </w:tc>
+        <w:tc>
+          <w:tcPr>
+            <w:tcW w:w="1150" w:type="dxa"/>
+            <w:shd w:val="clear" w:color="auto" w:fill="F2F4F7"/>
+            <w:tcMar>
+              <w:top w:w="80" w:type="dxa"/>
+              <w:left w:w="100" w:type="dxa"/>
+              <w:bottom w:w="80" w:type="dxa"/>
+              <w:right w:w="100" w:type="dxa"/>
+            </w:tcMar>
+            <w:vAlign w:val="center"/>
+          </w:tcPr>
+          <w:p>
+            <w:pPr>
+              <w:spacing w:before="0" w:after="0" w:line="276" w:lineRule="auto"/>
+              <w:jc w:val="left"/>
+            </w:pPr>
+            <w:r>
+              <w:rPr>
+                <w:rFonts w:ascii="Calibri" w:hAnsi="Calibri" w:eastAsia="微软雅黑"/>
+                <w:b/>
+                <w:color w:val="465262"/>
+                <w:sz w:val="16"/>
+              </w:rPr>
+              <w:t>实际开始日期</w:t>
+            </w:r>
+          </w:p>
+        </w:tc>
+        <w:tc>
+          <w:tcPr>
+            <w:tcW w:w="2450" w:type="dxa"/>
+            <w:tcMar>
+              <w:top w:w="80" w:type="dxa"/>
+              <w:left w:w="100" w:type="dxa"/>
+              <w:bottom w:w="80" w:type="dxa"/>
+              <w:right w:w="100" w:type="dxa"/>
+            </w:tcMar>
+            <w:vAlign w:val="center"/>
+          </w:tcPr>
+          <w:p>
+            <w:pPr>
+              <w:spacing w:before="0" w:after="0" w:line="276" w:lineRule="auto"/>
+              <w:jc w:val="left"/>
+            </w:pPr>
+            <w:r>
+              <w:rPr>
+                <w:rFonts w:ascii="Calibri" w:hAnsi="Calibri" w:eastAsia="微软雅黑"/>
+                <w:b w:val="0"/>
+                <w:sz w:val="17"/>
+              </w:rPr>
+              <w:t>2026-03-26</w:t>
+            </w:r>
+          </w:p>
+        </w:tc>
+        <w:tc>
+          <w:tcPr>
+            <w:tcW w:w="1150" w:type="dxa"/>
+            <w:shd w:val="clear" w:color="auto" w:fill="F2F4F7"/>
+            <w:tcMar>
+              <w:top w:w="80" w:type="dxa"/>
+              <w:left w:w="100" w:type="dxa"/>
+              <w:bottom w:w="80" w:type="dxa"/>
+              <w:right w:w="100" w:type="dxa"/>
+            </w:tcMar>
+            <w:vAlign w:val="center"/>
+          </w:tcPr>
+          <w:p>
+            <w:pPr>
+              <w:spacing w:before="0" w:after="0" w:line="276" w:lineRule="auto"/>
+              <w:jc w:val="left"/>
+            </w:pPr>
+            <w:r>
+              <w:rPr>
+                <w:rFonts w:ascii="Calibri" w:hAnsi="Calibri" w:eastAsia="微软雅黑"/>
+                <w:b/>
+                <w:color w:val="465262"/>
+                <w:sz w:val="16"/>
+              </w:rPr>
+              <w:t>计划持续时间</w:t>
+            </w:r>
+          </w:p>
+        </w:tc>
+        <w:tc>
+          <w:tcPr>
+            <w:tcW w:w="2450" w:type="dxa"/>
+            <w:tcMar>
+              <w:top w:w="80" w:type="dxa"/>
+              <w:left w:w="100" w:type="dxa"/>
+              <w:bottom w:w="80" w:type="dxa"/>
+              <w:right w:w="100" w:type="dxa"/>
+            </w:tcMar>
+            <w:vAlign w:val="center"/>
+          </w:tcPr>
+          <w:p>
+            <w:pPr>
+              <w:spacing w:before="0" w:after="0" w:line="276" w:lineRule="auto"/>
+              <w:jc w:val="left"/>
+            </w:pPr>
+            <w:r>
+              <w:rPr>
+                <w:rFonts w:ascii="Calibri" w:hAnsi="Calibri" w:eastAsia="微软雅黑"/>
+                <w:b w:val="0"/>
+                <w:sz w:val="17"/>
+              </w:rPr>
+              <w:t>258天</w:t>
+            </w:r>
+          </w:p>
+        </w:tc>
+      </w:tr>
+      <w:tr>
+        <w:tblPrEx>
+          <w:tblBorders>
+            <w:top w:val="single" w:color="C9D1DB" w:sz="6" w:space="0"/>
+            <w:left w:val="single" w:color="C9D1DB" w:sz="6" w:space="0"/>
+            <w:bottom w:val="single" w:color="C9D1DB" w:sz="6" w:space="0"/>
+            <w:right w:val="single" w:color="C9D1DB" w:sz="6" w:space="0"/>
+            <w:insideH w:val="single" w:color="C9D1DB" w:sz="6" w:space="0"/>
+            <w:insideV w:val="single" w:color="C9D1DB" w:sz="6" w:space="0"/>
+          </w:tblBorders>
+          <w:tblCellMar>
+            <w:top w:w="0" w:type="dxa"/>
+            <w:left w:w="108" w:type="dxa"/>
+            <w:bottom w:w="0" w:type="dxa"/>
+            <w:right w:w="108" w:type="dxa"/>
+          </w:tblCellMar>
+        </w:tblPrEx>
+        <w:tc>
+          <w:tcPr>
+            <w:tcW w:w="1150" w:type="dxa"/>
+            <w:shd w:val="clear" w:color="auto" w:fill="F2F4F7"/>
+            <w:tcMar>
+              <w:top w:w="80" w:type="dxa"/>
+              <w:left w:w="100" w:type="dxa"/>
+              <w:bottom w:w="80" w:type="dxa"/>
+              <w:right w:w="100" w:type="dxa"/>
+            </w:tcMar>
+            <w:vAlign w:val="center"/>
+          </w:tcPr>
+          <w:p>
+            <w:pPr>
+              <w:spacing w:before="0" w:after="0" w:line="276" w:lineRule="auto"/>
+              <w:jc w:val="left"/>
+            </w:pPr>
+            <w:r>
+              <w:rPr>
+                <w:rFonts w:ascii="Calibri" w:hAnsi="Calibri" w:eastAsia="微软雅黑"/>
+                <w:b/>
+                <w:color w:val="465262"/>
+                <w:sz w:val="16"/>
+              </w:rPr>
+              <w:t>风险描述</w:t>
+            </w:r>
+          </w:p>
+        </w:tc>
+        <w:tc>
+          <w:tcPr>
+            <w:tcW w:w="13250" w:type="dxa"/>
+            <w:gridSpan w:val="7"/>
+            <w:tcMar>
+              <w:top w:w="80" w:type="dxa"/>
+              <w:left w:w="100" w:type="dxa"/>
+              <w:bottom w:w="80" w:type="dxa"/>
+              <w:right w:w="100" w:type="dxa"/>
+            </w:tcMar>
+            <w:vAlign w:val="center"/>
+          </w:tcPr>
+          <w:p>
+            <w:pPr>
+              <w:spacing w:before="0" w:after="0" w:line="276" w:lineRule="auto"/>
+              <w:jc w:val="left"/>
+            </w:pPr>
+            <w:r>
+              <w:rPr>
+                <w:rFonts w:ascii="Calibri" w:hAnsi="Calibri" w:eastAsia="微软雅黑"/>
+                <w:b w:val="0"/>
+                <w:sz w:val="17"/>
+              </w:rPr>
+              <w:t>附属土方开挖，临边防护及监测要求较高。</w:t>
             </w:r>
           </w:p>
         </w:tc>
@@ -3771,6 +4083,60 @@
                 <w:sz w:val="17"/>
               </w:rPr>
               <w:t>是</w:t>
+            </w:r>
+          </w:p>
+        </w:tc>
+        <w:tc>
+          <w:tcPr>
+            <w:tcW w:w="1150" w:type="dxa"/>
+            <w:shd w:val="clear" w:color="auto" w:fill="F2F4F7"/>
+            <w:tcMar>
+              <w:top w:w="80" w:type="dxa"/>
+              <w:left w:w="100" w:type="dxa"/>
+              <w:bottom w:w="80" w:type="dxa"/>
+              <w:right w:w="100" w:type="dxa"/>
+            </w:tcMar>
+            <w:vAlign w:val="center"/>
+          </w:tcPr>
+          <w:p>
+            <w:pPr>
+              <w:spacing w:before="0" w:after="0" w:line="276" w:lineRule="auto"/>
+              <w:jc w:val="left"/>
+            </w:pPr>
+            <w:r>
+              <w:rPr>
+                <w:rFonts w:ascii="Calibri" w:hAnsi="Calibri" w:eastAsia="微软雅黑"/>
+                <w:b/>
+                <w:color w:val="465262"/>
+                <w:sz w:val="16"/>
+              </w:rPr>
+              <w:t>是否完成</w:t>
+            </w:r>
+          </w:p>
+        </w:tc>
+        <w:tc>
+          <w:tcPr>
+            <w:tcW w:w="2450" w:type="dxa"/>
+            <w:tcMar>
+              <w:top w:w="80" w:type="dxa"/>
+              <w:left w:w="100" w:type="dxa"/>
+              <w:bottom w:w="80" w:type="dxa"/>
+              <w:right w:w="100" w:type="dxa"/>
+            </w:tcMar>
+            <w:vAlign w:val="center"/>
+          </w:tcPr>
+          <w:p>
+            <w:pPr>
+              <w:spacing w:before="0" w:after="0" w:line="276" w:lineRule="auto"/>
+              <w:jc w:val="left"/>
+            </w:pPr>
+            <w:r>
+              <w:rPr>
+                <w:rFonts w:ascii="Calibri" w:hAnsi="Calibri" w:eastAsia="微软雅黑"/>
+                <w:b w:val="0"/>
+                <w:sz w:val="17"/>
+              </w:rPr>
+              <w:t>否</w:t>
             </w:r>
           </w:p>
         </w:tc>
@@ -3880,43 +4246,6 @@
               </w:rPr>
               <w:t>现场监测数据正常，按专项方案组织施工。</w:t>
             </w:r>
-          </w:p>
-        </w:tc>
-        <w:tc>
-          <w:tcPr>
-            <w:tcW w:w="1150" w:type="dxa"/>
-            <w:shd w:val="clear" w:color="auto" w:fill="F2F4F7"/>
-            <w:tcMar>
-              <w:top w:w="80" w:type="dxa"/>
-              <w:left w:w="100" w:type="dxa"/>
-              <w:bottom w:w="80" w:type="dxa"/>
-              <w:right w:w="100" w:type="dxa"/>
-            </w:tcMar>
-            <w:vAlign w:val="center"/>
-          </w:tcPr>
-          <w:p>
-            <w:pPr>
-              <w:spacing w:before="0" w:after="0" w:line="276" w:lineRule="auto"/>
-              <w:jc w:val="left"/>
-            </w:pPr>
-          </w:p>
-        </w:tc>
-        <w:tc>
-          <w:tcPr>
-            <w:tcW w:w="2450" w:type="dxa"/>
-            <w:tcMar>
-              <w:top w:w="80" w:type="dxa"/>
-              <w:left w:w="100" w:type="dxa"/>
-              <w:bottom w:w="80" w:type="dxa"/>
-              <w:right w:w="100" w:type="dxa"/>
-            </w:tcMar>
-            <w:vAlign w:val="center"/>
-          </w:tcPr>
-          <w:p>
-            <w:pPr>
-              <w:spacing w:before="0" w:after="0" w:line="276" w:lineRule="auto"/>
-              <w:jc w:val="left"/>
-            </w:pPr>
           </w:p>
         </w:tc>
       </w:tr>
@@ -4169,7 +4498,7 @@
                 <w:color w:val="465262"/>
                 <w:sz w:val="16"/>
               </w:rPr>
-              <w:t>是否完成</w:t>
+              <w:t>挂牌领导</w:t>
             </w:r>
           </w:p>
         </w:tc>
@@ -4195,7 +4524,314 @@
                 <w:b w:val="0"/>
                 <w:sz w:val="17"/>
               </w:rPr>
-              <w:t>否</w:t>
+              <w:t>蔡群群</w:t>
+            </w:r>
+          </w:p>
+        </w:tc>
+      </w:tr>
+      <w:tr>
+        <w:tblPrEx>
+          <w:tblBorders>
+            <w:top w:val="single" w:color="C9D1DB" w:sz="6" w:space="0"/>
+            <w:left w:val="single" w:color="C9D1DB" w:sz="6" w:space="0"/>
+            <w:bottom w:val="single" w:color="C9D1DB" w:sz="6" w:space="0"/>
+            <w:right w:val="single" w:color="C9D1DB" w:sz="6" w:space="0"/>
+            <w:insideH w:val="single" w:color="C9D1DB" w:sz="6" w:space="0"/>
+            <w:insideV w:val="single" w:color="C9D1DB" w:sz="6" w:space="0"/>
+          </w:tblBorders>
+          <w:tblCellMar>
+            <w:top w:w="0" w:type="dxa"/>
+            <w:left w:w="108" w:type="dxa"/>
+            <w:bottom w:w="0" w:type="dxa"/>
+            <w:right w:w="108" w:type="dxa"/>
+          </w:tblCellMar>
+        </w:tblPrEx>
+        <w:tc>
+          <w:tcPr>
+            <w:tcW w:w="1150" w:type="dxa"/>
+            <w:shd w:val="clear" w:color="auto" w:fill="F2F4F7"/>
+            <w:tcMar>
+              <w:top w:w="80" w:type="dxa"/>
+              <w:left w:w="100" w:type="dxa"/>
+              <w:bottom w:w="80" w:type="dxa"/>
+              <w:right w:w="100" w:type="dxa"/>
+            </w:tcMar>
+            <w:vAlign w:val="center"/>
+          </w:tcPr>
+          <w:p>
+            <w:pPr>
+              <w:spacing w:before="0" w:after="0" w:line="276" w:lineRule="auto"/>
+              <w:jc w:val="left"/>
+            </w:pPr>
+            <w:r>
+              <w:rPr>
+                <w:rFonts w:ascii="Calibri" w:hAnsi="Calibri" w:eastAsia="微软雅黑"/>
+                <w:b/>
+                <w:color w:val="465262"/>
+                <w:sz w:val="16"/>
+              </w:rPr>
+              <w:t>计划开始日期</w:t>
+            </w:r>
+          </w:p>
+        </w:tc>
+        <w:tc>
+          <w:tcPr>
+            <w:tcW w:w="2450" w:type="dxa"/>
+            <w:tcMar>
+              <w:top w:w="80" w:type="dxa"/>
+              <w:left w:w="100" w:type="dxa"/>
+              <w:bottom w:w="80" w:type="dxa"/>
+              <w:right w:w="100" w:type="dxa"/>
+            </w:tcMar>
+            <w:vAlign w:val="center"/>
+          </w:tcPr>
+          <w:p>
+            <w:pPr>
+              <w:spacing w:before="0" w:after="0" w:line="276" w:lineRule="auto"/>
+              <w:jc w:val="left"/>
+            </w:pPr>
+            <w:r>
+              <w:rPr>
+                <w:rFonts w:ascii="Calibri" w:hAnsi="Calibri" w:eastAsia="微软雅黑"/>
+                <w:b w:val="0"/>
+                <w:sz w:val="17"/>
+              </w:rPr>
+              <w:t>2026-03-31</w:t>
+            </w:r>
+          </w:p>
+        </w:tc>
+        <w:tc>
+          <w:tcPr>
+            <w:tcW w:w="1150" w:type="dxa"/>
+            <w:shd w:val="clear" w:color="auto" w:fill="F2F4F7"/>
+            <w:tcMar>
+              <w:top w:w="80" w:type="dxa"/>
+              <w:left w:w="100" w:type="dxa"/>
+              <w:bottom w:w="80" w:type="dxa"/>
+              <w:right w:w="100" w:type="dxa"/>
+            </w:tcMar>
+            <w:vAlign w:val="center"/>
+          </w:tcPr>
+          <w:p>
+            <w:pPr>
+              <w:spacing w:before="0" w:after="0" w:line="276" w:lineRule="auto"/>
+              <w:jc w:val="left"/>
+            </w:pPr>
+            <w:r>
+              <w:rPr>
+                <w:rFonts w:ascii="Calibri" w:hAnsi="Calibri" w:eastAsia="微软雅黑"/>
+                <w:b/>
+                <w:color w:val="465262"/>
+                <w:sz w:val="16"/>
+              </w:rPr>
+              <w:t>计划完成日期</w:t>
+            </w:r>
+          </w:p>
+        </w:tc>
+        <w:tc>
+          <w:tcPr>
+            <w:tcW w:w="2450" w:type="dxa"/>
+            <w:tcMar>
+              <w:top w:w="80" w:type="dxa"/>
+              <w:left w:w="100" w:type="dxa"/>
+              <w:bottom w:w="80" w:type="dxa"/>
+              <w:right w:w="100" w:type="dxa"/>
+            </w:tcMar>
+            <w:vAlign w:val="center"/>
+          </w:tcPr>
+          <w:p>
+            <w:pPr>
+              <w:spacing w:before="0" w:after="0" w:line="276" w:lineRule="auto"/>
+              <w:jc w:val="left"/>
+            </w:pPr>
+            <w:r>
+              <w:rPr>
+                <w:rFonts w:ascii="Calibri" w:hAnsi="Calibri" w:eastAsia="微软雅黑"/>
+                <w:b w:val="0"/>
+                <w:sz w:val="17"/>
+              </w:rPr>
+              <w:t>2026-11-15</w:t>
+            </w:r>
+          </w:p>
+        </w:tc>
+        <w:tc>
+          <w:tcPr>
+            <w:tcW w:w="1150" w:type="dxa"/>
+            <w:shd w:val="clear" w:color="auto" w:fill="F2F4F7"/>
+            <w:tcMar>
+              <w:top w:w="80" w:type="dxa"/>
+              <w:left w:w="100" w:type="dxa"/>
+              <w:bottom w:w="80" w:type="dxa"/>
+              <w:right w:w="100" w:type="dxa"/>
+            </w:tcMar>
+            <w:vAlign w:val="center"/>
+          </w:tcPr>
+          <w:p>
+            <w:pPr>
+              <w:spacing w:before="0" w:after="0" w:line="276" w:lineRule="auto"/>
+              <w:jc w:val="left"/>
+            </w:pPr>
+            <w:r>
+              <w:rPr>
+                <w:rFonts w:ascii="Calibri" w:hAnsi="Calibri" w:eastAsia="微软雅黑"/>
+                <w:b/>
+                <w:color w:val="465262"/>
+                <w:sz w:val="16"/>
+              </w:rPr>
+              <w:t>实际开始日期</w:t>
+            </w:r>
+          </w:p>
+        </w:tc>
+        <w:tc>
+          <w:tcPr>
+            <w:tcW w:w="2450" w:type="dxa"/>
+            <w:tcMar>
+              <w:top w:w="80" w:type="dxa"/>
+              <w:left w:w="100" w:type="dxa"/>
+              <w:bottom w:w="80" w:type="dxa"/>
+              <w:right w:w="100" w:type="dxa"/>
+            </w:tcMar>
+            <w:vAlign w:val="center"/>
+          </w:tcPr>
+          <w:p>
+            <w:pPr>
+              <w:spacing w:before="0" w:after="0" w:line="276" w:lineRule="auto"/>
+              <w:jc w:val="left"/>
+            </w:pPr>
+            <w:r>
+              <w:rPr>
+                <w:rFonts w:ascii="Calibri" w:hAnsi="Calibri" w:eastAsia="微软雅黑"/>
+                <w:b w:val="0"/>
+                <w:sz w:val="17"/>
+              </w:rPr>
+              <w:t>2026-04-15</w:t>
+            </w:r>
+          </w:p>
+        </w:tc>
+        <w:tc>
+          <w:tcPr>
+            <w:tcW w:w="1150" w:type="dxa"/>
+            <w:shd w:val="clear" w:color="auto" w:fill="F2F4F7"/>
+            <w:tcMar>
+              <w:top w:w="80" w:type="dxa"/>
+              <w:left w:w="100" w:type="dxa"/>
+              <w:bottom w:w="80" w:type="dxa"/>
+              <w:right w:w="100" w:type="dxa"/>
+            </w:tcMar>
+            <w:vAlign w:val="center"/>
+          </w:tcPr>
+          <w:p>
+            <w:pPr>
+              <w:spacing w:before="0" w:after="0" w:line="276" w:lineRule="auto"/>
+              <w:jc w:val="left"/>
+            </w:pPr>
+            <w:r>
+              <w:rPr>
+                <w:rFonts w:ascii="Calibri" w:hAnsi="Calibri" w:eastAsia="微软雅黑"/>
+                <w:b/>
+                <w:color w:val="465262"/>
+                <w:sz w:val="16"/>
+              </w:rPr>
+              <w:t>计划持续时间</w:t>
+            </w:r>
+          </w:p>
+        </w:tc>
+        <w:tc>
+          <w:tcPr>
+            <w:tcW w:w="2450" w:type="dxa"/>
+            <w:tcMar>
+              <w:top w:w="80" w:type="dxa"/>
+              <w:left w:w="100" w:type="dxa"/>
+              <w:bottom w:w="80" w:type="dxa"/>
+              <w:right w:w="100" w:type="dxa"/>
+            </w:tcMar>
+            <w:vAlign w:val="center"/>
+          </w:tcPr>
+          <w:p>
+            <w:pPr>
+              <w:spacing w:before="0" w:after="0" w:line="276" w:lineRule="auto"/>
+              <w:jc w:val="left"/>
+            </w:pPr>
+            <w:r>
+              <w:rPr>
+                <w:rFonts w:ascii="Calibri" w:hAnsi="Calibri" w:eastAsia="微软雅黑"/>
+                <w:b w:val="0"/>
+                <w:sz w:val="17"/>
+              </w:rPr>
+              <w:t>229天</w:t>
+            </w:r>
+          </w:p>
+        </w:tc>
+      </w:tr>
+      <w:tr>
+        <w:tblPrEx>
+          <w:tblBorders>
+            <w:top w:val="single" w:color="C9D1DB" w:sz="6" w:space="0"/>
+            <w:left w:val="single" w:color="C9D1DB" w:sz="6" w:space="0"/>
+            <w:bottom w:val="single" w:color="C9D1DB" w:sz="6" w:space="0"/>
+            <w:right w:val="single" w:color="C9D1DB" w:sz="6" w:space="0"/>
+            <w:insideH w:val="single" w:color="C9D1DB" w:sz="6" w:space="0"/>
+            <w:insideV w:val="single" w:color="C9D1DB" w:sz="6" w:space="0"/>
+          </w:tblBorders>
+          <w:tblCellMar>
+            <w:top w:w="0" w:type="dxa"/>
+            <w:left w:w="108" w:type="dxa"/>
+            <w:bottom w:w="0" w:type="dxa"/>
+            <w:right w:w="108" w:type="dxa"/>
+          </w:tblCellMar>
+        </w:tblPrEx>
+        <w:tc>
+          <w:tcPr>
+            <w:tcW w:w="1150" w:type="dxa"/>
+            <w:shd w:val="clear" w:color="auto" w:fill="F2F4F7"/>
+            <w:tcMar>
+              <w:top w:w="80" w:type="dxa"/>
+              <w:left w:w="100" w:type="dxa"/>
+              <w:bottom w:w="80" w:type="dxa"/>
+              <w:right w:w="100" w:type="dxa"/>
+            </w:tcMar>
+            <w:vAlign w:val="center"/>
+          </w:tcPr>
+          <w:p>
+            <w:pPr>
+              <w:spacing w:before="0" w:after="0" w:line="276" w:lineRule="auto"/>
+              <w:jc w:val="left"/>
+            </w:pPr>
+            <w:r>
+              <w:rPr>
+                <w:rFonts w:ascii="Calibri" w:hAnsi="Calibri" w:eastAsia="微软雅黑"/>
+                <w:b/>
+                <w:color w:val="465262"/>
+                <w:sz w:val="16"/>
+              </w:rPr>
+              <w:t>风险描述</w:t>
+            </w:r>
+          </w:p>
+        </w:tc>
+        <w:tc>
+          <w:tcPr>
+            <w:tcW w:w="13250" w:type="dxa"/>
+            <w:gridSpan w:val="7"/>
+            <w:tcMar>
+              <w:top w:w="80" w:type="dxa"/>
+              <w:left w:w="100" w:type="dxa"/>
+              <w:bottom w:w="80" w:type="dxa"/>
+              <w:right w:w="100" w:type="dxa"/>
+            </w:tcMar>
+            <w:vAlign w:val="center"/>
+          </w:tcPr>
+          <w:p>
+            <w:pPr>
+              <w:spacing w:before="0" w:after="0" w:line="276" w:lineRule="auto"/>
+              <w:jc w:val="left"/>
+            </w:pPr>
+            <w:r>
+              <w:rPr>
+                <w:rFonts w:ascii="Calibri" w:hAnsi="Calibri" w:eastAsia="微软雅黑"/>
+                <w:b w:val="0"/>
+                <w:sz w:val="17"/>
+              </w:rPr>
+              <w:t>主体结构高支模施工，需重点管控架体搭设及验收。</w:t>
             </w:r>
           </w:p>
         </w:tc>
@@ -4268,6 +4904,60 @@
                 <w:sz w:val="17"/>
               </w:rPr>
               <w:t>是</w:t>
+            </w:r>
+          </w:p>
+        </w:tc>
+        <w:tc>
+          <w:tcPr>
+            <w:tcW w:w="1150" w:type="dxa"/>
+            <w:shd w:val="clear" w:color="auto" w:fill="F2F4F7"/>
+            <w:tcMar>
+              <w:top w:w="80" w:type="dxa"/>
+              <w:left w:w="100" w:type="dxa"/>
+              <w:bottom w:w="80" w:type="dxa"/>
+              <w:right w:w="100" w:type="dxa"/>
+            </w:tcMar>
+            <w:vAlign w:val="center"/>
+          </w:tcPr>
+          <w:p>
+            <w:pPr>
+              <w:spacing w:before="0" w:after="0" w:line="276" w:lineRule="auto"/>
+              <w:jc w:val="left"/>
+            </w:pPr>
+            <w:r>
+              <w:rPr>
+                <w:rFonts w:ascii="Calibri" w:hAnsi="Calibri" w:eastAsia="微软雅黑"/>
+                <w:b/>
+                <w:color w:val="465262"/>
+                <w:sz w:val="16"/>
+              </w:rPr>
+              <w:t>是否完成</w:t>
+            </w:r>
+          </w:p>
+        </w:tc>
+        <w:tc>
+          <w:tcPr>
+            <w:tcW w:w="2450" w:type="dxa"/>
+            <w:tcMar>
+              <w:top w:w="80" w:type="dxa"/>
+              <w:left w:w="100" w:type="dxa"/>
+              <w:bottom w:w="80" w:type="dxa"/>
+              <w:right w:w="100" w:type="dxa"/>
+            </w:tcMar>
+            <w:vAlign w:val="center"/>
+          </w:tcPr>
+          <w:p>
+            <w:pPr>
+              <w:spacing w:before="0" w:after="0" w:line="276" w:lineRule="auto"/>
+              <w:jc w:val="left"/>
+            </w:pPr>
+            <w:r>
+              <w:rPr>
+                <w:rFonts w:ascii="Calibri" w:hAnsi="Calibri" w:eastAsia="微软雅黑"/>
+                <w:b w:val="0"/>
+                <w:sz w:val="17"/>
+              </w:rPr>
+              <w:t>否</w:t>
             </w:r>
           </w:p>
         </w:tc>
@@ -4379,43 +5069,6 @@
             </w:r>
           </w:p>
         </w:tc>
-        <w:tc>
-          <w:tcPr>
-            <w:tcW w:w="1150" w:type="dxa"/>
-            <w:shd w:val="clear" w:color="auto" w:fill="F2F4F7"/>
-            <w:tcMar>
-              <w:top w:w="80" w:type="dxa"/>
-              <w:left w:w="100" w:type="dxa"/>
-              <w:bottom w:w="80" w:type="dxa"/>
-              <w:right w:w="100" w:type="dxa"/>
-            </w:tcMar>
-            <w:vAlign w:val="center"/>
-          </w:tcPr>
-          <w:p>
-            <w:pPr>
-              <w:spacing w:before="0" w:after="0" w:line="276" w:lineRule="auto"/>
-              <w:jc w:val="left"/>
-            </w:pPr>
-          </w:p>
-        </w:tc>
-        <w:tc>
-          <w:tcPr>
-            <w:tcW w:w="2450" w:type="dxa"/>
-            <w:tcMar>
-              <w:top w:w="80" w:type="dxa"/>
-              <w:left w:w="100" w:type="dxa"/>
-              <w:bottom w:w="80" w:type="dxa"/>
-              <w:right w:w="100" w:type="dxa"/>
-            </w:tcMar>
-            <w:vAlign w:val="center"/>
-          </w:tcPr>
-          <w:p>
-            <w:pPr>
-              <w:spacing w:before="0" w:after="0" w:line="276" w:lineRule="auto"/>
-              <w:jc w:val="left"/>
-            </w:pPr>
-          </w:p>
-        </w:tc>
       </w:tr>
     </w:tbl>
     <w:p>
@@ -4502,20 +5155,6 @@
         </w:tc>
       </w:tr>
     </w:tbl>
-    <w:p>
-      <w:pPr>
-        <w:spacing w:before="160" w:after="0"/>
-      </w:pPr>
-      <w:r>
-        <w:rPr>
-          <w:rFonts w:ascii="Calibri" w:hAnsi="Calibri" w:eastAsia="微软雅黑"/>
-          <w:b w:val="0"/>
-          <w:color w:val="5D6978"/>
-          <w:sz w:val="16"/>
-        </w:rPr>
-        <w:t>说明：本文件结构与在线填报页面一致；实际导出时由系统写入真实数据，并将施工图片嵌入对应单元格。</w:t>
-      </w:r>
-    </w:p>
     <w:sectPr>
       <w:headerReference r:id="rId5" w:type="default"/>
       <w:footerReference r:id="rId6" w:type="default"/>
